--- a/report/HW2_report_22300680061.docx
+++ b/report/HW2_report_22300680061.docx
@@ -233,7 +233,7 @@
                 <w:color w:val="000000"/>
                 <w:sz w:val="19"/>
               </w:rPr>
-              <w:t>https://docs.google.com/document/d/1SMx5qoKpEf6xg77ipiDkDCZbQG9WRBvwIZ9UzEVqCy0/edit?usp=drivesdk</w:t>
+              <w:t>https://drive.google.com/file/d/1nmT0xaLfUJzoOaF6HLzBV9tynE4U50vw/view?usp=drive_link</w:t>
             </w:r>
           </w:p>
         </w:tc>
